--- a/Science Books/Evolution/12 - The Evolution of Niceness - Cooperation Cheats and Game Theory.docx
+++ b/Science Books/Evolution/12 - The Evolution of Niceness - Cooperation Cheats and Game Theory.docx
@@ -5,6 +5,8 @@
     <w:p>
       <w:pPr>
         <w:pStyle w:val="Title"/>
+        <w:ind w:left="0" w:right="0" w:firstLine="0"/>
+        <w:jc w:val="center"/>
       </w:pPr>
       <w:r>
         <w:t>Life: Science for Everyone</w:t>
@@ -13,6 +15,8 @@
     <w:p>
       <w:pPr>
         <w:pStyle w:val="Heading1"/>
+        <w:ind w:left="0" w:right="0" w:firstLine="0"/>
+        <w:jc w:val="center"/>
       </w:pPr>
       <w:r>
         <w:t>Chapter 12</w:t>
@@ -21,6 +25,8 @@
     <w:p>
       <w:pPr>
         <w:pStyle w:val="Heading1"/>
+        <w:ind w:left="0" w:right="0" w:firstLine="0"/>
+        <w:jc w:val="center"/>
       </w:pPr>
       <w:r>
         <w:t>The Evolution of Niceness: Cooperation, Cheats and Game Theory</w:t>
@@ -29,209 +35,288 @@
     <w:p>
       <w:pPr>
         <w:pStyle w:val="Heading1"/>
+        <w:ind w:left="0" w:right="0" w:firstLine="0"/>
+        <w:jc w:val="center"/>
       </w:pPr>
       <w:r>
         <w:t>Darwin's Headache</w:t>
       </w:r>
     </w:p>
     <w:p>
-      <w:pPr/>
+      <w:pPr>
+        <w:ind w:left="0" w:right="0" w:firstLine="0"/>
+        <w:jc w:val="center"/>
+      </w:pPr>
       <w:r>
-        <w:t>Natural selection is a theory about competition. Individuals that leave more offspring than their rivals become more common.</w:t>
+        <w:t>Natural selection is a theory about competition.</w:t>
       </w:r>
-    </w:p>
-    <w:p>
-      <w:pPr/>
       <w:r>
+        <w:br/>
+        <w:br/>
+        <w:t>Individuals that leave more offspring than their rivals become more common. That is the whole engine.</w:t>
+      </w:r>
+      <w:r>
+        <w:br/>
+        <w:br/>
         <w:t>So why does the living world contain so much apparent kindness?</w:t>
       </w:r>
-    </w:p>
-    <w:p>
-      <w:pPr/>
       <w:r>
-        <w:t>Ants that die defending a nest that is not theirs to inherit. Vampire bats that share a blood meal with a hungry neighbor. Cleaner fish that swim into the mouths of predators, unharmed, to pick parasites from their teeth.</w:t>
-      </w:r>
-    </w:p>
-    <w:p>
-      <w:pPr/>
-      <w:r>
-        <w:t xml:space="preserve">Darwin himself worried about this. In </w:t>
+        <w:br/>
+        <w:br/>
+        <w:t>Ants die defending a nest that is not theirs to inherit.</w:t>
       </w:r>
       <w:r>
-        <w:rPr>
-          <w:i/>
-        </w:rPr>
-        <w:t>On the Origin of Species</w:t>
+        <w:br/>
+        <w:br/>
+        <w:t>Vampire bats share a blood meal with a hungry neighbor.</w:t>
       </w:r>
       <w:r>
-        <w:t xml:space="preserve"> he called the sterile worker insects of Chapter 10 one special difficulty, which at first appeared to me insuperable, and actually fatal to my whole theory.</w:t>
+        <w:br/>
+        <w:br/>
+        <w:t>Cleaner fish swim into the mouths of predators, unharmed, to pick parasites from their teeth.</w:t>
       </w:r>
-    </w:p>
-    <w:p>
-      <w:pPr/>
       <w:r>
-        <w:t>Chapter 10 already resolved part of the puzzle for relatives: a gene that helps a sibling or a cousin can spread if the genetic payoff, discounted by relatedness, is high enough.</w:t>
+        <w:br/>
+        <w:br/>
+        <w:t>Even Charles Darwin, the naturalist who first worked out natural selection, found this troubling.</w:t>
       </w:r>
-    </w:p>
-    <w:p>
-      <w:pPr/>
       <w:r>
-        <w:t>But vampire bats often share blood with bats they are not related to. Cleaner fish serve any predator that swims up, not just family.</w:t>
+        <w:br/>
+        <w:br/>
+        <w:t>He called the sterile worker insects you met in Chapter 10 (the chapter on helping relatives) something worse than puzzling. He called them “one special difficulty, which at first appeared to me insuperable, and actually fatal to my whole theory.”</w:t>
       </w:r>
-    </w:p>
-    <w:p>
-      <w:pPr/>
       <w:r>
+        <w:br/>
+        <w:br/>
+        <w:t>Chapter 10 already solved part of the puzzle, for relatives. A gene that helps a sibling or a cousin can still spread. It just needs a big enough genetic payoff, adjusted for how closely related the helper and the helped are.</w:t>
+      </w:r>
+      <w:r>
+        <w:br/>
+        <w:br/>
+        <w:t>But vampire bats often share blood with bats they are not related to.</w:t>
+      </w:r>
+      <w:r>
+        <w:br/>
+        <w:br/>
+        <w:t>Cleaner fish will serve any predator that swims up, not just family.</w:t>
+      </w:r>
+      <w:r>
+        <w:br/>
+        <w:br/>
         <w:t>Something else has to be going on.</w:t>
       </w:r>
     </w:p>
     <w:p>
       <w:pPr>
         <w:pStyle w:val="Heading1"/>
+        <w:ind w:left="0" w:right="0" w:firstLine="0"/>
+        <w:jc w:val="center"/>
       </w:pPr>
       <w:r>
         <w:t>Reciprocity</w:t>
       </w:r>
     </w:p>
     <w:p>
-      <w:pPr/>
+      <w:pPr>
+        <w:ind w:left="0" w:right="0" w:firstLine="0"/>
+        <w:jc w:val="center"/>
+      </w:pPr>
       <w:r>
-        <w:t>In 1971 the biologist Robert Trivers proposed an answer he called reciprocal altruism.</w:t>
+        <w:t xml:space="preserve">In 1971, the biologist Robert Trivers, who studies why animals act the way they do, proposed an answer. He called it </w:t>
       </w:r>
-    </w:p>
-    <w:p>
-      <w:pPr/>
       <w:r>
-        <w:t>An individual pays a cost to help another, not because they are related, but because the favor is likely to be returned later.</w:t>
+        <w:rPr>
+          <w:b/>
+        </w:rPr>
+        <w:t>reciprocal altruism</w:t>
       </w:r>
-    </w:p>
-    <w:p>
-      <w:pPr/>
       <w:r>
-        <w:t>Vampire bats are the textbook case. A bat that fails to feed on a given night will starve within about sixty hours, far faster than most mammals its size can survive without food. Bats that have fed well will regurgitate blood to share with a hungry roost-mate.</w:t>
+        <w:t>: helping now, in exchange for help later.</w:t>
       </w:r>
-    </w:p>
-    <w:p>
-      <w:pPr/>
       <w:r>
-        <w:t>Researchers who have tracked these exchanges over years have found that bats preferentially share with individuals who have shared with them in the past, and that bats who consistently refuse to reciprocate are given less in return.</w:t>
+        <w:br/>
+        <w:br/>
+        <w:t>An individual pays a cost to help another.</w:t>
       </w:r>
-    </w:p>
-    <w:p>
-      <w:pPr/>
       <w:r>
-        <w:t>The relationship looks less like charity and more like a long-running loan arrangement, kept honest by memory and repeated encounters.</w:t>
+        <w:br/>
+        <w:br/>
+        <w:t>Not because they are related. Because the favor is likely to be returned.</w:t>
       </w:r>
-    </w:p>
-    <w:p>
-      <w:pPr/>
       <w:r>
-        <w:t>Cleaner fish and their client fish show a related pattern. A predator that eats a cleaner fish gets its parasites removed once and loses the service forever. A predator that spares the cleaner can return again and again.</w:t>
+        <w:br/>
+        <w:br/>
+        <w:t>Vampire bats are the textbook case.</w:t>
+      </w:r>
+      <w:r>
+        <w:br/>
+        <w:br/>
+        <w:t>A bat that fails to feed on a given night will starve within about sixty hours. That is just two and a half days. Most mammals its size can go far longer without food.</w:t>
+      </w:r>
+      <w:r>
+        <w:br/>
+        <w:br/>
+        <w:t>Bats that have fed well will regurgitate blood to share with a hungry roost-mate.</w:t>
+      </w:r>
+      <w:r>
+        <w:br/>
+        <w:br/>
+        <w:t>Researchers have tracked these exchanges for years. Bats preferentially share with individuals who have shared with them before.</w:t>
+      </w:r>
+      <w:r>
+        <w:br/>
+        <w:br/>
+        <w:t>Bats who consistently refuse to give anything back are given less in return.</w:t>
+      </w:r>
+      <w:r>
+        <w:br/>
+        <w:br/>
+        <w:t>The relationship looks less like charity and more like a long-running loan arrangement between neighbors. It is kept honest by memory and repeated encounters.</w:t>
+      </w:r>
+      <w:r>
+        <w:br/>
+        <w:br/>
+        <w:t>Cleaner fish and the bigger fish they serve show a related pattern.</w:t>
+      </w:r>
+      <w:r>
+        <w:br/>
+        <w:br/>
+        <w:t>A predator that eats its cleaner fish gets its parasites removed once, then loses the service forever.</w:t>
+      </w:r>
+      <w:r>
+        <w:br/>
+        <w:br/>
+        <w:t>A predator that spares the cleaner can come back for cleaning again and again.</w:t>
       </w:r>
     </w:p>
     <w:p>
       <w:pPr>
         <w:pStyle w:val="Heading1"/>
+        <w:ind w:left="0" w:right="0" w:firstLine="0"/>
+        <w:jc w:val="center"/>
       </w:pPr>
       <w:r>
         <w:t>A Simple Game With a Deep Name</w:t>
       </w:r>
     </w:p>
     <w:p>
-      <w:pPr/>
+      <w:pPr>
+        <w:ind w:left="0" w:right="0" w:firstLine="0"/>
+        <w:jc w:val="center"/>
+      </w:pPr>
       <w:r>
-        <w:t>To study when cooperation like this can be stable, game theorists borrowed a puzzle from economics called the Prisoner's Dilemma.</w:t>
+        <w:t xml:space="preserve">To study when cooperation like this can last, researchers turned to a field called game theory. Game theorists study strategy using simple, rule-based games. They borrowed a puzzle from economics, called the </w:t>
       </w:r>
-    </w:p>
-    <w:p>
-      <w:pPr/>
       <w:r>
-        <w:t>Two players each choose, without knowing the other's choice, whether to cooperate or defect.</w:t>
+        <w:rPr>
+          <w:b/>
+        </w:rPr>
+        <w:t>Prisoner's Dilemma</w:t>
       </w:r>
-    </w:p>
-    <w:p>
-      <w:pPr/>
       <w:r>
+        <w:t>.</w:t>
+      </w:r>
+      <w:r>
+        <w:br/>
+        <w:br/>
+        <w:t>Picture two players. Each one chooses whether to cooperate or defect (secretly work against the other for personal gain). Neither player knows what the other picked.</w:t>
+      </w:r>
+      <w:r>
+        <w:br/>
+        <w:br/>
         <w:t>If both cooperate, both do reasonably well.</w:t>
       </w:r>
-    </w:p>
-    <w:p>
-      <w:pPr/>
       <w:r>
-        <w:t>If both defect, both do poorly, but not as badly as being cheated.</w:t>
+        <w:br/>
+        <w:br/>
+        <w:t>If both defect, both do poorly, though not as badly as being the one who got cheated.</w:t>
       </w:r>
-    </w:p>
-    <w:p>
-      <w:pPr/>
       <w:r>
+        <w:br/>
+        <w:br/>
         <w:t>If one cooperates and the other defects, the defector does very well and the cooperator does very badly.</w:t>
       </w:r>
-    </w:p>
-    <w:p>
-      <w:pPr/>
       <w:r>
-        <w:t>Played once, the logic is brutal. Whatever the other player does, you do better by defecting. Two rational players who never meet again should both defect, and both end up worse off than if they had cooperated.</w:t>
+        <w:br/>
+        <w:br/>
+        <w:t>Played just once, the logic turns out to be brutal.</w:t>
       </w:r>
-    </w:p>
-    <w:p>
-      <w:pPr/>
       <w:r>
-        <w:t>The interesting question is what happens when the same two players meet again, and again, many times, with the memory of past rounds carried forward.</w:t>
+        <w:br/>
+        <w:br/>
+        <w:t>Whatever the other player does, you personally come out ahead by defecting.</w:t>
+      </w:r>
+      <w:r>
+        <w:br/>
+        <w:br/>
+        <w:t>So two purely rational players who will never meet again should both defect. Both end up worse off than if they had simply cooperated.</w:t>
+      </w:r>
+      <w:r>
+        <w:br/>
+        <w:br/>
+        <w:t>Here is the more interesting question. What happens when the same two players meet again and again, many times? And what if each one remembers what the other did last time?</w:t>
       </w:r>
     </w:p>
     <w:p>
       <w:pPr>
         <w:pStyle w:val="Heading1"/>
+        <w:ind w:left="0" w:right="0" w:firstLine="0"/>
+        <w:jc w:val="center"/>
       </w:pPr>
       <w:r>
         <w:t>A Tournament of Strategies</w:t>
       </w:r>
     </w:p>
     <w:p>
-      <w:pPr/>
+      <w:pPr>
+        <w:ind w:left="0" w:right="0" w:firstLine="0"/>
+        <w:jc w:val="center"/>
+      </w:pPr>
       <w:r>
-        <w:t>In the late 1970s the political scientist Robert Axelrod ran an experiment.</w:t>
+        <w:t>In the late 1970s, the political scientist Robert Axelrod ran an experiment to find out.</w:t>
       </w:r>
-    </w:p>
-    <w:p>
-      <w:pPr/>
       <w:r>
-        <w:t>He invited game theorists to submit computer programs, each encoding a strategy for playing the repeated Prisoner's Dilemma, and had them compete against each other in a round-robin tournament.</w:t>
+        <w:br/>
+        <w:br/>
+        <w:t>He invited game theorists to submit computer programs. Each program encoded a strategy for playing the repeated Prisoner's Dilemma. Then he had all the programs compete against each other in a round-robin tournament. In that kind of tournament, every strategy played every other strategy in turn.</w:t>
       </w:r>
-    </w:p>
-    <w:p>
-      <w:pPr/>
       <w:r>
-        <w:t>Some strategies were elaborate, tracking long histories and trying to predict an opponent's next move.</w:t>
+        <w:br/>
+        <w:br/>
+        <w:t>Some strategies were elaborate. They tracked long histories and tried to predict what the opponent would do next.</w:t>
       </w:r>
-    </w:p>
-    <w:p>
-      <w:pPr/>
       <w:r>
-        <w:t>The winner, submitted by the psychologist Anatol Rapoport, was the shortest program in the tournament.</w:t>
+        <w:br/>
+        <w:br/>
+        <w:t>The winner was submitted by the psychologist Anatol Rapoport. It was the shortest, simplest program in the whole tournament.</w:t>
       </w:r>
-    </w:p>
-    <w:p>
-      <w:pPr/>
       <w:r>
-        <w:t>It was called Tit for Tat, and its rule was almost embarrassingly simple: cooperate on the first move, then on every later move do exactly what your opponent did last time.</w:t>
+        <w:br/>
+        <w:br/>
+        <w:t xml:space="preserve">It was called </w:t>
       </w:r>
-    </w:p>
-    <w:p>
-      <w:pPr/>
       <w:r>
-        <w:t>Axelrod ran a second, larger tournament with the first result published, so competitors could design strategies specifically to beat Tit for Tat.</w:t>
+        <w:rPr>
+          <w:b/>
+        </w:rPr>
+        <w:t>Tit for Tat</w:t>
       </w:r>
-    </w:p>
-    <w:p>
-      <w:pPr/>
       <w:r>
+        <w:t>. Its rule was almost embarrassingly simple: cooperate on the first move. Then, on every later move, do exactly what your opponent did to you last time.</w:t>
+      </w:r>
+      <w:r>
+        <w:br/>
+        <w:br/>
+        <w:t>Axelrod published the results, then ran a second, bigger tournament. This time, competitors already knew Tit for Tat had won once, so they designed strategies specifically meant to beat it.</w:t>
+      </w:r>
+      <w:r>
+        <w:br/>
+        <w:br/>
         <w:t>Tit for Tat won again.</w:t>
       </w:r>
-    </w:p>
-    <w:p>
-      <w:pPr/>
       <w:r>
+        <w:br/>
+        <w:br/>
         <w:t xml:space="preserve">Axelrod, in his 1984 book </w:t>
       </w:r>
       <w:r>
@@ -241,283 +326,332 @@
         <w:t>The Evolution of Cooperation</w:t>
       </w:r>
       <w:r>
-        <w:t>, drew out what made it so effective. It was nice: it never defected first. It was retaliating: it punished defection immediately, so it could not be exploited for long. And it was forgiving: a single defection by the opponent earned a single retaliation, not a permanent grudge, so cooperation could resume.</w:t>
+        <w:t>, drew out what made it so effective.</w:t>
       </w:r>
-    </w:p>
-    <w:p>
-      <w:pPr/>
       <w:r>
+        <w:br/>
+        <w:br/>
+        <w:t>It was nice: it never defected first.</w:t>
+      </w:r>
+      <w:r>
+        <w:br/>
+        <w:br/>
+        <w:t>It was retaliating: it punished defection immediately, so it could not be taken advantage of for long.</w:t>
+      </w:r>
+      <w:r>
+        <w:br/>
+        <w:br/>
+        <w:t>And it was forgiving: a single defection by the opponent earned exactly one retaliation, not a permanent grudge. So cooperation could start again.</w:t>
+      </w:r>
+      <w:r>
+        <w:br/>
+        <w:br/>
         <w:t>Nice, but not a pushover. Firm, but not vindictive.</w:t>
       </w:r>
     </w:p>
     <w:p>
       <w:pPr>
         <w:pStyle w:val="Heading1"/>
+        <w:ind w:left="0" w:right="0" w:firstLine="0"/>
+        <w:jc w:val="center"/>
       </w:pPr>
       <w:r>
         <w:t>Stable, Not Just Successful</w:t>
       </w:r>
     </w:p>
     <w:p>
-      <w:pPr/>
+      <w:pPr>
+        <w:ind w:left="0" w:right="0" w:firstLine="0"/>
+        <w:jc w:val="center"/>
+      </w:pPr>
       <w:r>
-        <w:t>Winning a tournament is one thing. Evolutionary biologists wanted to know whether a strategy like this could actually persist in a population under selection, resisting invasion by cheats.</w:t>
+        <w:t>Winning a computer tournament is one thing. Evolutionary biologists wanted to know something harder. Could a strategy like this actually survive in a real population under natural selection? Could it resist invasion by cheats?</w:t>
       </w:r>
-    </w:p>
-    <w:p>
-      <w:pPr/>
       <w:r>
-        <w:t>John Maynard Smith, already met in Chapter 11, developed the concept of an evolutionarily stable strategy in the 1970s: a strategy that, once common in a population, cannot be beaten by any rare alternative strategy trying to invade.</w:t>
+        <w:br/>
+        <w:br/>
+        <w:t xml:space="preserve">You already met John Maynard Smith in Chapter 11, the chapter on sex and why it exists. In the 1970s, he developed a concept called an </w:t>
       </w:r>
-    </w:p>
-    <w:p>
-      <w:pPr/>
       <w:r>
-        <w:t>A famous simplified example is the Hawk-Dove game. Hawks always fight over a resource, risking injury. Doves always retreat rather than fight.</w:t>
+        <w:rPr>
+          <w:b/>
+        </w:rPr>
+        <w:t>evolutionarily stable strategy</w:t>
       </w:r>
-    </w:p>
-    <w:p>
-      <w:pPr/>
       <w:r>
-        <w:t>A population of all Doves is not stable, because a single Hawk that appears will win every contest without ever being challenged, and Hawk genes will spread.</w:t>
+        <w:t>. This is a strategy that, once common in a population, cannot be beaten by any rare alternative trying to invade it.</w:t>
       </w:r>
-    </w:p>
-    <w:p>
-      <w:pPr/>
       <w:r>
-        <w:t>A population of all Hawks is not stable either, because the constant fighting and injury make it costly, and a rare Dove, who simply avoids the costly fights, can do better by comparison.</w:t>
+        <w:br/>
+        <w:br/>
+        <w:t xml:space="preserve">A famous simplified example is the </w:t>
       </w:r>
-    </w:p>
-    <w:p>
-      <w:pPr/>
       <w:r>
-        <w:t>The stable outcome is usually a mix of the two strategies, or a single strategy that behaves like a Hawk or a Dove depending on the circumstances, held in balance by the two forces pulling against each other.</w:t>
+        <w:rPr>
+          <w:b/>
+        </w:rPr>
+        <w:t>Hawk-Dove game</w:t>
       </w:r>
-    </w:p>
-    <w:p>
-      <w:pPr/>
       <w:r>
-        <w:t>Cooperation between unrelated individuals can be evolutionarily stable in the same way, once conditions like repeated interaction and the ability to recognize and punish cheats are in place.</w:t>
+        <w:t>. Hawks always fight over a resource, risking injury. Doves always retreat rather than fight.</w:t>
+      </w:r>
+      <w:r>
+        <w:br/>
+        <w:br/>
+        <w:t>A population of all Doves is not stable. A single Hawk that shows up will win every contest without ever being challenged, so Hawk genes spread fast.</w:t>
+      </w:r>
+      <w:r>
+        <w:br/>
+        <w:br/>
+        <w:t>A population of all Hawks is not stable either. Constant fighting and injury make that costly. So a rare Dove, who simply avoids the expensive fights, ends up doing better by comparison.</w:t>
+      </w:r>
+      <w:r>
+        <w:br/>
+        <w:br/>
+        <w:t>The stable outcome is usually a mix of the two strategies. Sometimes it is a single strategy instead. That single strategy acts like a Hawk in some situations and a Dove in others. The two forces stay in balance, pulling against each other.</w:t>
+      </w:r>
+      <w:r>
+        <w:br/>
+        <w:br/>
+        <w:t>Cooperation between unrelated individuals can be evolutionarily stable in exactly this same way. It just needs the right conditions: repeated interaction, and some way to recognize and punish cheats.</w:t>
       </w:r>
     </w:p>
     <w:p>
       <w:pPr>
         <w:pStyle w:val="Heading1"/>
+        <w:ind w:left="0" w:right="0" w:firstLine="0"/>
+        <w:jc w:val="center"/>
       </w:pPr>
       <w:r>
         <w:t>Catching Cheats</w:t>
       </w:r>
     </w:p>
     <w:p>
-      <w:pPr/>
+      <w:pPr>
+        <w:ind w:left="0" w:right="0" w:firstLine="0"/>
+        <w:jc w:val="center"/>
+      </w:pPr>
       <w:r>
-        <w:t>A strategy like Tit for Tat only works if defection can be detected and answered.</w:t>
+        <w:t>A strategy like Tit for Tat only works if cheating can be detected and answered.</w:t>
       </w:r>
-    </w:p>
-    <w:p>
-      <w:pPr/>
       <w:r>
-        <w:t>Many real cooperative systems have evolved exactly this kind of enforcement.</w:t>
+        <w:br/>
+        <w:br/>
+        <w:t>Many real cooperative systems in nature have evolved exactly this kind of enforcement.</w:t>
       </w:r>
-    </w:p>
-    <w:p>
-      <w:pPr/>
       <w:r>
-        <w:t>In some primate societies, individuals who fail to reciprocate grooming, or who cheat in food sharing, can be excluded from future cooperation or actively punished by others.</w:t>
+        <w:br/>
+        <w:br/>
+        <w:t>In some primate societies, individuals sometimes fail to return a grooming favor. Others cheat when food is shared. Either kind of cheat can be excluded from future cooperation, or actively punished by the group.</w:t>
       </w:r>
-    </w:p>
-    <w:p>
-      <w:pPr/>
       <w:r>
-        <w:t>Vampire bats that persistently refuse to share are, as noted, given less blood in return, a direct and measurable penalty.</w:t>
+        <w:br/>
+        <w:br/>
+        <w:t>Vampire bats that persistently refuse to share are, as you just read, given less blood in return: a direct, measurable penalty.</w:t>
       </w:r>
-    </w:p>
-    <w:p>
-      <w:pPr/>
       <w:r>
-        <w:t>Punishing a cheat usually costs the punisher something too, which raises its own puzzle: why bother punishing, rather than simply withholding future cooperation and moving on?</w:t>
+        <w:br/>
+        <w:br/>
+        <w:t>Punishing a cheat usually costs the punisher something too, which raises its own puzzle. Why bother punishing at all, instead of just quietly withholding future cooperation and moving on?</w:t>
       </w:r>
-    </w:p>
-    <w:p>
-      <w:pPr/>
       <w:r>
-        <w:t>This is an active area of research, and one common answer is that punishment, even at a cost, can pay off by deterring future cheating within a group, especially when reputations are tracked and shared.</w:t>
+        <w:br/>
+        <w:br/>
+        <w:t>This is still an active area of research. One common answer: punishment can pay off, even when it costs something. It deters future cheating across the whole group, especially when reputations get tracked and shared.</w:t>
       </w:r>
     </w:p>
     <w:p>
       <w:pPr>
         <w:pStyle w:val="Heading1"/>
+        <w:ind w:left="0" w:right="0" w:firstLine="0"/>
+        <w:jc w:val="center"/>
       </w:pPr>
       <w:r>
         <w:t>Cooperation Inside a Body</w:t>
       </w:r>
     </w:p>
     <w:p>
-      <w:pPr/>
+      <w:pPr>
+        <w:ind w:left="0" w:right="0" w:firstLine="0"/>
+        <w:jc w:val="center"/>
+      </w:pPr>
       <w:r>
         <w:t>The logic of cooperation and cheating is not limited to interactions between separate animals.</w:t>
       </w:r>
-    </w:p>
-    <w:p>
-      <w:pPr/>
       <w:r>
-        <w:t>It also governs the cells inside a single body.</w:t>
+        <w:br/>
+        <w:br/>
+        <w:t>It also governs the cells inside a single body, including yours.</w:t>
       </w:r>
-    </w:p>
-    <w:p>
-      <w:pPr/>
       <w:r>
-        <w:t>The trillions of cells in a multicellular organism, Chapter 14 will explain, are all descended from a single fertilized cell, and they cooperate by specializing: some become skin, some become nerve, some become muscle, each giving up the ability to reproduce on its own in favor of the whole organism's success.</w:t>
+        <w:br/>
+        <w:br/>
+        <w:t>Chapter 14 will explain that the trillions of cells in a multicellular organism are all descended from one single fertilized cell. They cooperate by specializing: some become skin, some become nerve, some become muscle. Each type gives up the ability to reproduce on its own. That sacrifice serves the whole organism's success.</w:t>
       </w:r>
-    </w:p>
-    <w:p>
-      <w:pPr/>
       <w:r>
-        <w:t>This works, in gene-copying terms, for the same reason worker bees work: every cell in your body carries an identical copy of your genome, so a cell helping the body as a whole is, in effect, helping copies of its own genes reach the next generation through your reproductive cells.</w:t>
+        <w:br/>
+        <w:br/>
+        <w:t>Here is why that works, in gene-copying terms. It is the same reason worker bees cooperate. Every cell in your body carries an identical copy of your genome (your complete set of genetic instructions). So a cell that helps the body as a whole is, in effect, helping itself. It helps copies of its own genes reach the next generation, through your reproductive cells.</w:t>
       </w:r>
-    </w:p>
-    <w:p>
-      <w:pPr/>
       <w:r>
-        <w:t>But the system can be cheated from within. A cell that abandons the rules of cooperative restraint, dividing without limit and ignoring the signals that normally control growth, is what we call cancer.</w:t>
+        <w:br/>
+        <w:br/>
+        <w:t>But the system can be cheated from the inside. A cell can abandon the rules of cooperative restraint. It divides without limit and ignores the signals that normally control growth. We call that cancer.</w:t>
       </w:r>
-    </w:p>
-    <w:p>
-      <w:pPr/>
       <w:r>
-        <w:t>Chapter 14 will return to this, because cancer is, in a real sense, cellular cooperation breaking down.</w:t>
+        <w:br/>
+        <w:br/>
+        <w:t>Chapter 14 will return to this idea, because cancer is, in a very real sense, cellular cooperation breaking down.</w:t>
       </w:r>
     </w:p>
     <w:p>
       <w:pPr>
         <w:pStyle w:val="Heading1"/>
+        <w:ind w:left="0" w:right="0" w:firstLine="0"/>
+        <w:jc w:val="center"/>
       </w:pPr>
       <w:r>
         <w:t>Symbiosis: Cooperation Across Species</w:t>
       </w:r>
     </w:p>
     <w:p>
-      <w:pPr/>
+      <w:pPr>
+        <w:ind w:left="0" w:right="0" w:firstLine="0"/>
+        <w:jc w:val="center"/>
+      </w:pPr>
       <w:r>
-        <w:t>Some of the most durable cooperative arrangements in nature cross species entirely.</w:t>
+        <w:t xml:space="preserve">Some of the most durable cooperative arrangements in nature cross species entirely. Biologists call this kind of long-term partnership </w:t>
       </w:r>
-    </w:p>
-    <w:p>
-      <w:pPr/>
       <w:r>
-        <w:t>A lichen is not one organism but a partnership, typically a fungus providing structure and moisture retention while an alga or cyanobacterium inside it provides food through photosynthesis. Neither partner does well alone in the conditions where lichens thrive.</w:t>
+        <w:rPr>
+          <w:b/>
+        </w:rPr>
+        <w:t>symbiosis</w:t>
       </w:r>
-    </w:p>
-    <w:p>
-      <w:pPr/>
       <w:r>
-        <w:t>The root systems of most land plants are entangled with fungal networks that trade minerals and water from the soil for sugars the plant makes through photosynthesis, an arrangement so widespread that it may have been essential to plants first moving onto land.</w:t>
+        <w:t>.</w:t>
       </w:r>
-    </w:p>
-    <w:p>
-      <w:pPr/>
       <w:r>
-        <w:t>Your own gut carries an estimated trillion or more bacterial cells, which help digest food your own enzymes cannot break down, in exchange for a stable, nutrient-rich home.</w:t>
+        <w:br/>
+        <w:br/>
+        <w:t>A lichen (the crusty, often colorful growth you see on rocks and tree bark) is not one organism but a partnership. Typically a fungus provides structure and holds onto moisture. An alga or a cyanobacterium living inside it makes food through photosynthesis (turning sunlight into usable energy). Neither partner does well alone in the harsh conditions where lichens thrive.</w:t>
       </w:r>
-    </w:p>
-    <w:p>
-      <w:pPr/>
       <w:r>
-        <w:t>Chapter 13 will show that this kind of partnership can, in rare and consequential cases, become permanent: two organisms merging so completely that they stop being separate lineages at all.</w:t>
+        <w:br/>
+        <w:br/>
+        <w:t>The root systems of most land plants are tangled up with fungal networks underground. The fungus trades minerals and water pulled from the soil for sugars the plant makes through photosynthesis. This arrangement is so widespread that it may have been essential to plants first moving onto land at all.</w:t>
+      </w:r>
+      <w:r>
+        <w:br/>
+        <w:br/>
+        <w:t>Your own gut carries an estimated trillion or more bacterial cells. That is roughly one bacterium for every human being who has ever lived, all packed into your intestines right now. They help digest food your own body's chemistry cannot break down, in exchange for a stable, nutrient-rich home.</w:t>
+      </w:r>
+      <w:r>
+        <w:br/>
+        <w:br/>
+        <w:t>Chapter 13 will show that this kind of partnership can, in rare and hugely consequential cases, become permanent. Two separate organisms can merge so completely that they stop being separate lineages at all.</w:t>
       </w:r>
     </w:p>
     <w:p>
       <w:pPr>
         <w:pStyle w:val="Heading1"/>
+        <w:ind w:left="0" w:right="0" w:firstLine="0"/>
+        <w:jc w:val="center"/>
       </w:pPr>
       <w:r>
         <w:t>Human Cooperation, and the Argument About Groups</w:t>
       </w:r>
     </w:p>
     <w:p>
-      <w:pPr/>
+      <w:pPr>
+        <w:ind w:left="0" w:right="0" w:firstLine="0"/>
+        <w:jc w:val="center"/>
+      </w:pPr>
       <w:r>
-        <w:t>Humans cooperate at a scale unmatched by any other species, working together in groups of strangers who will never meet again and have no genetic relationship at all.</w:t>
+        <w:t>Humans cooperate at a scale unmatched by any other species. We work together in groups of total strangers we will never meet again and share no genetic relationship with at all.</w:t>
       </w:r>
-    </w:p>
-    <w:p>
-      <w:pPr/>
       <w:r>
-        <w:t>Part of the explanation extends the logic already covered: reputation lets Tit-for-Tat-like strategies work even without repeated one-on-one encounters, because a single act of cheating can be reported and remembered by an entire community. Gossip, in this light, is a cooperation-enforcement mechanism.</w:t>
+        <w:br/>
+        <w:br/>
+        <w:t>Part of the explanation extends the logic already covered here. Reputation lets Tit-for-Tat-style strategies work even without repeated one-on-one encounters. A single act of cheating can be reported and remembered by an entire community. Gossip, seen this way, is really a cooperation-enforcement tool.</w:t>
       </w:r>
-    </w:p>
-    <w:p>
-      <w:pPr/>
       <w:r>
-        <w:t>Some evolutionary biologists argue that this scale of cooperation required selection acting on groups, not only on individuals or genes: that groups of more cooperative individuals could out-survive and out-reproduce groups of less cooperative ones, even if cooperation was individually costly within each group.</w:t>
+        <w:br/>
+        <w:br/>
+        <w:t>Some evolutionary biologists argue that cooperation on this scale required selection acting on whole groups, not just on individuals or genes. The idea: groups made up of more cooperative individuals could out-survive and out-reproduce groups of less cooperative ones. That held true even when cooperating was costly for each individual inside that group.</w:t>
       </w:r>
-    </w:p>
-    <w:p>
-      <w:pPr/>
       <w:r>
-        <w:t>This idea, sometimes called group selection or multilevel selection, was largely dismissed by mainstream evolutionary biology for decades, in part because it is mathematically fragile: within any group, cheats who take the benefits of cooperation without paying its costs tend to outcompete cooperators, eroding the group's advantage from the inside unless something suppresses the cheats.</w:t>
+        <w:br/>
+        <w:br/>
+        <w:t xml:space="preserve">This idea, sometimes called </w:t>
       </w:r>
-    </w:p>
-    <w:p>
-      <w:pPr/>
       <w:r>
-        <w:t>The debate over exactly how much of human cooperation needs group selection, versus how much can be explained by kin selection, reciprocity, and reputation among individuals, is genuinely unresolved and actively argued among specialists.</w:t>
+        <w:rPr>
+          <w:b/>
+        </w:rPr>
+        <w:t>group selection</w:t>
       </w:r>
-    </w:p>
-    <w:p>
-      <w:pPr/>
       <w:r>
-        <w:t>What is not in dispute is the outcome. Human societies run on cooperation among strangers at a scale that would be an anomaly anywhere else in the tree of life.</w:t>
+        <w:t xml:space="preserve"> or multilevel selection, was mostly dismissed by mainstream evolutionary biology for decades. Part of the reason is mathematical. Within any single group, cheats take the benefits of cooperation without paying its costs. That lets cheats outcompete cooperators, eroding the group's advantage from the inside. Unless, that is, something actively suppresses the cheats.</w:t>
+      </w:r>
+      <w:r>
+        <w:br/>
+        <w:br/>
+        <w:t>Exactly how much of human cooperation needs group selection to explain it? And how much can be explained by helping relatives, reciprocity, and reputation among individuals instead? That is unresolved. Specialists actively argue about it today.</w:t>
+      </w:r>
+      <w:r>
+        <w:br/>
+        <w:br/>
+        <w:t>What is not in dispute is the outcome. Human societies run on cooperation among strangers at a scale. That scale would be a strange anomaly anywhere else in the tree of life.</w:t>
       </w:r>
     </w:p>
     <w:p>
       <w:pPr>
         <w:pStyle w:val="Heading1"/>
+        <w:ind w:left="0" w:right="0" w:firstLine="0"/>
+        <w:jc w:val="center"/>
       </w:pPr>
       <w:r>
         <w:t>The Evolutionary Punchline</w:t>
       </w:r>
     </w:p>
     <w:p>
-      <w:pPr/>
+      <w:pPr>
+        <w:ind w:left="0" w:right="0" w:firstLine="0"/>
+        <w:jc w:val="center"/>
+      </w:pPr>
       <w:r>
-        <w:t>Darwin called altruism a special difficulty and worried it might sink his entire theory.</w:t>
+        <w:t>Darwin called altruism a special difficulty. He worried it might sink his entire theory.</w:t>
       </w:r>
-    </w:p>
-    <w:p>
-      <w:pPr/>
       <w:r>
+        <w:br/>
+        <w:br/>
         <w:t>It did not, because altruism turned out to come in several distinguishable flavors, each with its own accounting.</w:t>
       </w:r>
-    </w:p>
-    <w:p>
-      <w:pPr/>
       <w:r>
+        <w:br/>
+        <w:br/>
         <w:t>Help a relative, and the genes you share can make the sacrifice pay for itself.</w:t>
       </w:r>
-    </w:p>
-    <w:p>
-      <w:pPr/>
       <w:r>
-        <w:t>Help a stranger who can help you back, and repeated encounters can make the arrangement stable, provided cheats can be caught and answered.</w:t>
+        <w:br/>
+        <w:br/>
+        <w:t>Help a stranger who can help you back. Repeated encounters can make the arrangement stable, as long as cheats can be caught and answered.</w:t>
       </w:r>
-    </w:p>
-    <w:p>
-      <w:pPr/>
       <w:r>
-        <w:t>Build a body from trillions of identical, cooperating cells, and evolution can produce something dramatically larger and more capable than any single cell could be alone, so long as the cheats, cancer among them, stay rare.</w:t>
+        <w:br/>
+        <w:br/>
+        <w:t>Build a body from trillions of identical, cooperating cells. Evolution can then produce something dramatically larger and more capable than any single cell could ever be alone. That only works so long as the cheats, cancer among them, stay rare.</w:t>
       </w:r>
-    </w:p>
-    <w:p>
-      <w:pPr/>
       <w:r>
-        <w:t>None of this required kindness to be a special ingredient added to evolution from outside.</w:t>
+        <w:br/>
+        <w:br/>
+        <w:t>None of this required kindness to be some special ingredient added to evolution from outside.</w:t>
       </w:r>
-    </w:p>
-    <w:p>
-      <w:pPr/>
       <w:r>
-        <w:t>Niceness, it turns out, is a strategy. Under the right conditions, repeatedly, across billions of years and every branch of the tree of life, it is a strategy that wins.</w:t>
+        <w:br/>
+        <w:br/>
+        <w:t>Niceness, it turns out, is a strategy. Under the right conditions, it is a strategy that wins. That has been tested over and over, across billions of years, in every branch of the tree of life.</w:t>
       </w:r>
     </w:p>
     <w:sectPr>
@@ -962,12 +1096,12 @@
       <w:outlineLvl w:val="0"/>
     </w:pPr>
     <w:rPr>
-      <w:rFonts w:asciiTheme="majorHAnsi" w:eastAsiaTheme="majorEastAsia" w:hAnsiTheme="majorHAnsi" w:cstheme="majorBidi" w:ascii="Georgia" w:hAnsi="Georgia"/>
+      <w:rFonts w:ascii="Amazon Ember" w:hAnsi="Amazon Ember" w:cs="Amazon Ember"/>
       <w:b/>
       <w:bCs/>
-      <w:color w:val="365F91" w:themeColor="accent1" w:themeShade="BF"/>
-      <w:sz w:val="30"/>
-      <w:szCs w:val="28"/>
+      <w:color w:val="0000FF"/>
+      <w:sz w:val="36"/>
+      <w:szCs w:val="36"/>
     </w:rPr>
   </w:style>
   <w:style w:type="paragraph" w:styleId="Heading2">
@@ -1252,13 +1386,11 @@
       <w:jc w:val="center"/>
     </w:pPr>
     <w:rPr>
-      <w:rFonts w:asciiTheme="majorHAnsi" w:eastAsiaTheme="majorEastAsia" w:hAnsiTheme="majorHAnsi" w:cstheme="majorBidi" w:ascii="Georgia" w:hAnsi="Georgia"/>
+      <w:rFonts w:ascii="Amazon Ember" w:hAnsi="Amazon Ember" w:cs="Amazon Ember"/>
       <w:b/>
-      <w:color w:val="17365D" w:themeColor="text2" w:themeShade="BF"/>
-      <w:spacing w:val="5"/>
-      <w:kern w:val="28"/>
-      <w:sz w:val="40"/>
-      <w:szCs w:val="52"/>
+      <w:color w:val="0000FF"/>
+      <w:sz w:val="36"/>
+      <w:szCs w:val="36"/>
     </w:rPr>
   </w:style>
   <w:style w:type="character" w:customStyle="1" w:styleId="TitleChar">
